--- a/6 семестр/Проектирование информационных систем/Практическая работа №3/ВраженкоДО.docx
+++ b/6 семестр/Проектирование информационных систем/Практическая работа №3/ВраженкоДО.docx
@@ -19,7 +19,7 @@
       <w:tblGrid>
         <w:gridCol w:w="111"/>
         <w:gridCol w:w="9486"/>
-        <w:gridCol w:w="83"/>
+        <w:gridCol w:w="84"/>
       </w:tblGrid>
       <w:tr>
         <w:trPr>
@@ -360,7 +360,7 @@
                     <mc:AlternateContent>
                       <mc:Choice Requires="wps">
                         <w:drawing>
-                          <wp:anchor behindDoc="0" distT="19050" distB="19050" distL="19050" distR="19050" simplePos="0" locked="0" layoutInCell="1" allowOverlap="1" relativeHeight="3">
+                          <wp:anchor distT="19050" distB="19050" distL="19050" distR="19050" simplePos="0" relativeHeight="3" behindDoc="0" locked="0" layoutInCell="1" allowOverlap="1">
                             <wp:simplePos x="0" y="0"/>
                             <wp:positionH relativeFrom="column">
                               <wp:posOffset>200025</wp:posOffset>
@@ -406,7 +406,7 @@
                       </mc:Choice>
                       <mc:Fallback>
                         <w:pict>
-                          <v:line id="shape_0" from="15.75pt,32pt" to="456.7pt,32.1pt" ID="Line 4" stroked="t" o:allowincell="t" style="position:absolute;flip:y">
+                          <v:line id="shape_0" from="15.75pt,32pt" to="456.7pt,32.1pt" stroked="t" o:allowincell="t" style="position:absolute;flip:y">
                             <v:stroke color="black" weight="38160" joinstyle="round" endcap="flat"/>
                             <v:fill o:detectmouseclick="t" on="false"/>
                             <w10:wrap type="none"/>
@@ -446,7 +446,7 @@
         </w:tc>
         <w:tc>
           <w:tcPr>
-            <w:tcW w:w="83" w:type="dxa"/>
+            <w:tcW w:w="84" w:type="dxa"/>
             <w:tcBorders/>
           </w:tcPr>
           <w:p>
@@ -498,7 +498,7 @@
         </w:tc>
         <w:tc>
           <w:tcPr>
-            <w:tcW w:w="9569" w:type="dxa"/>
+            <w:tcW w:w="9570" w:type="dxa"/>
             <w:gridSpan w:val="2"/>
             <w:tcBorders/>
           </w:tcPr>
@@ -570,7 +570,7 @@
         </w:tc>
         <w:tc>
           <w:tcPr>
-            <w:tcW w:w="9569" w:type="dxa"/>
+            <w:tcW w:w="9570" w:type="dxa"/>
             <w:gridSpan w:val="2"/>
             <w:tcBorders/>
           </w:tcPr>
@@ -705,17 +705,7 @@
                 <w:szCs w:val="28"/>
                 <w:lang w:val="ru-RU"/>
               </w:rPr>
-              <w:t>ОТЧЁТ ПО ПРАКТИЧЕСКОЙ РАБОТЕ №</w:t>
-            </w:r>
-            <w:r>
-              <w:rPr>
-                <w:rFonts w:cs="Times New Roman"/>
-                <w:b/>
-                <w:sz w:val="28"/>
-                <w:szCs w:val="28"/>
-                <w:lang w:val="ru-RU"/>
-              </w:rPr>
-              <w:t>3</w:t>
+              <w:t>ОТЧЁТ ПО ПРАКТИЧЕСКОЙ РАБОТЕ №3</w:t>
             </w:r>
           </w:p>
         </w:tc>
@@ -857,7 +847,6 @@
               <w:jc w:val="center"/>
               <w:rPr>
                 <w:rFonts w:cs="Times New Roman"/>
-                <w:i/>
                 <w:i/>
                 <w:color w:val="FF0000"/>
                 <w:szCs w:val="24"/>
@@ -1694,7 +1683,15 @@
       </w:pPr>
       <w:r>
         <w:rPr/>
-        <w:t>Целью создания Подсистемы является автоматизация процесса оповещения студентов о предстоящих занятиях для повышения своевременности и качества получаемой информации.</w:t>
+        <w:t xml:space="preserve">Целью создания </w:t>
+      </w:r>
+      <w:r>
+        <w:rPr/>
+        <w:t>п</w:t>
+      </w:r>
+      <w:r>
+        <w:rPr/>
+        <w:t>одсистемы является автоматизация процесса оповещения студентов о предстоящих занятиях для повышения своевременности и качества получаемой информации.</w:t>
       </w:r>
     </w:p>
     <w:p>
@@ -1842,7 +1839,7 @@
       </w:pPr>
       <w:r>
         <w:rPr/>
-        <w:t>В качестве способа определения требований и проектирования была выбрана методология структурного анализа и проектирования SADT. Для моделирования функциональной части системы используется нотация IDEF0, которая позволяет построить иерархическую модель, начиная с самого общего (контекстного) уровня и последовательно детализируя функции подсистемы.</w:t>
+        <w:t>Для моделирования функциональной части системы используется нотация IDEF0, которая позволяет построить иерархическую модель, начиная с самого общего (контекстного) уровня и последовательно детализируя функции подсистемы.</w:t>
       </w:r>
     </w:p>
     <w:p>
@@ -1902,7 +1899,27 @@
           <w:szCs w:val="22"/>
           <w:lang w:val="ru-RU" w:eastAsia="en-US" w:bidi="ar-SA"/>
         </w:rPr>
-        <w:t>ые о расписании: Информация из ИС УДС о дисциплинах, времени начала занятий, аудиториях и преподавателях.</w:t>
+        <w:t xml:space="preserve">ые о расписании: </w:t>
+      </w:r>
+      <w:r>
+        <w:rPr>
+          <w:rFonts w:eastAsia="Calibri" w:cs="" w:cstheme="minorBidi" w:eastAsiaTheme="minorHAnsi"/>
+          <w:color w:val="auto"/>
+          <w:kern w:val="0"/>
+          <w:szCs w:val="22"/>
+          <w:lang w:val="ru-RU" w:eastAsia="en-US" w:bidi="ar-SA"/>
+        </w:rPr>
+        <w:t>и</w:t>
+      </w:r>
+      <w:r>
+        <w:rPr>
+          <w:rFonts w:eastAsia="Calibri" w:cs="" w:cstheme="minorBidi" w:eastAsiaTheme="minorHAnsi"/>
+          <w:color w:val="auto"/>
+          <w:kern w:val="0"/>
+          <w:szCs w:val="22"/>
+          <w:lang w:val="ru-RU" w:eastAsia="en-US" w:bidi="ar-SA"/>
+        </w:rPr>
+        <w:t>нформация из ИС УДС о дисциплинах, времени начала занятий, аудиториях и преподавателях.</w:t>
       </w:r>
     </w:p>
     <w:p>
@@ -1930,7 +1947,15 @@
       </w:r>
       <w:r>
         <w:rPr/>
-        <w:t>о пользователях и подписках: Информация о студентах, их контактных данных (email, Telegram tag) и индивидуальных настройках уведомлений (каналы, время упреждения).</w:t>
+        <w:t xml:space="preserve">о пользователях и подписках: </w:t>
+      </w:r>
+      <w:r>
+        <w:rPr/>
+        <w:t>и</w:t>
+      </w:r>
+      <w:r>
+        <w:rPr/>
+        <w:t>нформация о студентах, их контактных данных (email, Telegram tag) и индивидуальных настройках уведомлений (каналы, время упреждения).</w:t>
       </w:r>
     </w:p>
     <w:p>
@@ -1969,7 +1994,27 @@
           <w:szCs w:val="22"/>
           <w:lang w:val="ru-RU" w:eastAsia="en-US" w:bidi="ar-SA"/>
         </w:rPr>
-        <w:t>ика конфиденциальности (152-ФЗ): Требования к обработке персональных данных студентов.</w:t>
+        <w:t xml:space="preserve">ика конфиденциальности (152-ФЗ): </w:t>
+      </w:r>
+      <w:r>
+        <w:rPr>
+          <w:rFonts w:eastAsia="Calibri" w:cs="" w:cstheme="minorBidi" w:eastAsiaTheme="minorHAnsi"/>
+          <w:color w:val="auto"/>
+          <w:kern w:val="0"/>
+          <w:szCs w:val="22"/>
+          <w:lang w:val="ru-RU" w:eastAsia="en-US" w:bidi="ar-SA"/>
+        </w:rPr>
+        <w:t>т</w:t>
+      </w:r>
+      <w:r>
+        <w:rPr>
+          <w:rFonts w:eastAsia="Calibri" w:cs="" w:cstheme="minorBidi" w:eastAsiaTheme="minorHAnsi"/>
+          <w:color w:val="auto"/>
+          <w:kern w:val="0"/>
+          <w:szCs w:val="22"/>
+          <w:lang w:val="ru-RU" w:eastAsia="en-US" w:bidi="ar-SA"/>
+        </w:rPr>
+        <w:t>ребования к обработке персональных данных студентов.</w:t>
       </w:r>
     </w:p>
     <w:p>
@@ -1999,7 +2044,27 @@
           <w:szCs w:val="22"/>
           <w:lang w:val="ru-RU" w:eastAsia="en-US" w:bidi="ar-SA"/>
         </w:rPr>
-        <w:t>Настройки администрирования: Общие параметры работы подсистемы, задаваемые администратором (время сбора расписания, праздничные дни, список групп).</w:t>
+        <w:t xml:space="preserve">Настройки администрирования: </w:t>
+      </w:r>
+      <w:r>
+        <w:rPr>
+          <w:rFonts w:eastAsia="Calibri" w:cs="" w:cstheme="minorBidi" w:eastAsiaTheme="minorHAnsi"/>
+          <w:color w:val="auto"/>
+          <w:kern w:val="0"/>
+          <w:szCs w:val="22"/>
+          <w:lang w:val="ru-RU" w:eastAsia="en-US" w:bidi="ar-SA"/>
+        </w:rPr>
+        <w:t>о</w:t>
+      </w:r>
+      <w:r>
+        <w:rPr>
+          <w:rFonts w:eastAsia="Calibri" w:cs="" w:cstheme="minorBidi" w:eastAsiaTheme="minorHAnsi"/>
+          <w:color w:val="auto"/>
+          <w:kern w:val="0"/>
+          <w:szCs w:val="22"/>
+          <w:lang w:val="ru-RU" w:eastAsia="en-US" w:bidi="ar-SA"/>
+        </w:rPr>
+        <w:t>бщие параметры работы подсистемы, задаваемые администратором (время сбора расписания, праздничные дни, список групп).</w:t>
       </w:r>
     </w:p>
     <w:p>
@@ -2027,7 +2092,15 @@
       </w:r>
       <w:r>
         <w:rPr/>
-        <w:t xml:space="preserve"> планирования и интеграции: Логика работы планировщика задач и правила взаимодействия с API внешних сервисов.</w:t>
+        <w:t xml:space="preserve"> планирования и интеграции: </w:t>
+      </w:r>
+      <w:r>
+        <w:rPr/>
+        <w:t>л</w:t>
+      </w:r>
+      <w:r>
+        <w:rPr/>
+        <w:t>огика работы планировщика задач и правила взаимодействия с API внешних сервисов.</w:t>
       </w:r>
     </w:p>
     <w:p>
@@ -2066,7 +2139,27 @@
           <w:szCs w:val="22"/>
           <w:lang w:val="ru-RU" w:eastAsia="en-US" w:bidi="ar-SA"/>
         </w:rPr>
-        <w:t>ммные модули Подсистемы: Совокупность всех модулей (сбора расписания, отправки уведомлений, управления подписками и т.д.).</w:t>
+        <w:t xml:space="preserve">ммные модули Подсистемы: </w:t>
+      </w:r>
+      <w:r>
+        <w:rPr>
+          <w:rFonts w:eastAsia="Calibri" w:cs="" w:cstheme="minorBidi" w:eastAsiaTheme="minorHAnsi"/>
+          <w:color w:val="auto"/>
+          <w:kern w:val="0"/>
+          <w:szCs w:val="22"/>
+          <w:lang w:val="ru-RU" w:eastAsia="en-US" w:bidi="ar-SA"/>
+        </w:rPr>
+        <w:t>с</w:t>
+      </w:r>
+      <w:r>
+        <w:rPr>
+          <w:rFonts w:eastAsia="Calibri" w:cs="" w:cstheme="minorBidi" w:eastAsiaTheme="minorHAnsi"/>
+          <w:color w:val="auto"/>
+          <w:kern w:val="0"/>
+          <w:szCs w:val="22"/>
+          <w:lang w:val="ru-RU" w:eastAsia="en-US" w:bidi="ar-SA"/>
+        </w:rPr>
+        <w:t>овокупность всех модулей (сбора и анализа расписания, управления подписками, отправки уведомлений, логирования и отчётности, администрирования, доступа к данным, планирования задач, интеграции с внешними сервисами).</w:t>
       </w:r>
     </w:p>
     <w:p>
@@ -2096,7 +2189,27 @@
           <w:szCs w:val="22"/>
           <w:lang w:val="ru-RU" w:eastAsia="en-US" w:bidi="ar-SA"/>
         </w:rPr>
-        <w:t>Администратор: Сотрудник, отвечающий за настройку и мониторинг работы подсистемы.</w:t>
+        <w:t xml:space="preserve">Администратор: </w:t>
+      </w:r>
+      <w:r>
+        <w:rPr>
+          <w:rFonts w:eastAsia="Calibri" w:cs="" w:cstheme="minorBidi" w:eastAsiaTheme="minorHAnsi"/>
+          <w:color w:val="auto"/>
+          <w:kern w:val="0"/>
+          <w:szCs w:val="22"/>
+          <w:lang w:val="ru-RU" w:eastAsia="en-US" w:bidi="ar-SA"/>
+        </w:rPr>
+        <w:t>с</w:t>
+      </w:r>
+      <w:r>
+        <w:rPr>
+          <w:rFonts w:eastAsia="Calibri" w:cs="" w:cstheme="minorBidi" w:eastAsiaTheme="minorHAnsi"/>
+          <w:color w:val="auto"/>
+          <w:kern w:val="0"/>
+          <w:szCs w:val="22"/>
+          <w:lang w:val="ru-RU" w:eastAsia="en-US" w:bidi="ar-SA"/>
+        </w:rPr>
+        <w:t>отрудник, отвечающий за настройку и мониторинг работы подсистемы.</w:t>
       </w:r>
     </w:p>
     <w:p>
@@ -2124,7 +2237,15 @@
       </w:r>
       <w:r>
         <w:rPr/>
-        <w:t>ервисы уведомлений (FCM, SMTP, Telegram API): Каналы, через которые осуществляется доставка сообщений до пользователей.</w:t>
+        <w:t xml:space="preserve">ервисы уведомлений (FCM, SMTP, Telegram API): </w:t>
+      </w:r>
+      <w:r>
+        <w:rPr/>
+        <w:t>к</w:t>
+      </w:r>
+      <w:r>
+        <w:rPr/>
+        <w:t>аналы, через которые осуществляется доставка сообщений до пользователей.</w:t>
       </w:r>
     </w:p>
     <w:p>
@@ -2163,7 +2284,27 @@
           <w:szCs w:val="22"/>
           <w:lang w:val="ru-RU" w:eastAsia="en-US" w:bidi="ar-SA"/>
         </w:rPr>
-        <w:t>лизированные уведомления: Информационные сообщения, отправленные студентам по выбранным ими каналам.</w:t>
+        <w:t xml:space="preserve">лизированные уведомления: </w:t>
+      </w:r>
+      <w:r>
+        <w:rPr>
+          <w:rFonts w:eastAsia="Calibri" w:cs="" w:cstheme="minorBidi" w:eastAsiaTheme="minorHAnsi"/>
+          <w:color w:val="auto"/>
+          <w:kern w:val="0"/>
+          <w:szCs w:val="22"/>
+          <w:lang w:val="ru-RU" w:eastAsia="en-US" w:bidi="ar-SA"/>
+        </w:rPr>
+        <w:t>и</w:t>
+      </w:r>
+      <w:r>
+        <w:rPr>
+          <w:rFonts w:eastAsia="Calibri" w:cs="" w:cstheme="minorBidi" w:eastAsiaTheme="minorHAnsi"/>
+          <w:color w:val="auto"/>
+          <w:kern w:val="0"/>
+          <w:szCs w:val="22"/>
+          <w:lang w:val="ru-RU" w:eastAsia="en-US" w:bidi="ar-SA"/>
+        </w:rPr>
+        <w:t>нформационные сообщения, отправленные студентам по выбранным ими каналам.</w:t>
       </w:r>
     </w:p>
     <w:p>
@@ -2193,7 +2334,27 @@
           <w:szCs w:val="22"/>
           <w:lang w:val="ru-RU" w:eastAsia="en-US" w:bidi="ar-SA"/>
         </w:rPr>
-        <w:t>Отчеты и статистика: Сводная информация о работе подсистемы (количество отправленных, успешных и ошибочных уведомлений) для администратора.</w:t>
+        <w:t xml:space="preserve">Отчеты и статистика: </w:t>
+      </w:r>
+      <w:r>
+        <w:rPr>
+          <w:rFonts w:eastAsia="Calibri" w:cs="" w:cstheme="minorBidi" w:eastAsiaTheme="minorHAnsi"/>
+          <w:color w:val="auto"/>
+          <w:kern w:val="0"/>
+          <w:szCs w:val="22"/>
+          <w:lang w:val="ru-RU" w:eastAsia="en-US" w:bidi="ar-SA"/>
+        </w:rPr>
+        <w:t>с</w:t>
+      </w:r>
+      <w:r>
+        <w:rPr>
+          <w:rFonts w:eastAsia="Calibri" w:cs="" w:cstheme="minorBidi" w:eastAsiaTheme="minorHAnsi"/>
+          <w:color w:val="auto"/>
+          <w:kern w:val="0"/>
+          <w:szCs w:val="22"/>
+          <w:lang w:val="ru-RU" w:eastAsia="en-US" w:bidi="ar-SA"/>
+        </w:rPr>
+        <w:t>водная информация о работе подсистемы (количество отправленных, успешных и ошибочных уведомлений) для администратора.</w:t>
       </w:r>
     </w:p>
     <w:p>
@@ -2221,7 +2382,15 @@
       </w:r>
       <w:r>
         <w:rPr/>
-        <w:t>ытий (логи): Детальная запись всех действий и ошибок для отладки и мониторинга.</w:t>
+        <w:t xml:space="preserve">ытий (логи): </w:t>
+      </w:r>
+      <w:r>
+        <w:rPr/>
+        <w:t>д</w:t>
+      </w:r>
+      <w:r>
+        <w:rPr/>
+        <w:t>етальная запись всех действий и ошибок для отладки и мониторинга.</w:t>
       </w:r>
     </w:p>
     <w:p>
@@ -2250,7 +2419,7 @@
           <wp:inline distT="0" distB="0" distL="0" distR="0">
             <wp:extent cx="5940425" cy="4113530"/>
             <wp:effectExtent l="0" t="0" r="0" b="0"/>
-            <wp:docPr id="3" name="Изображение1" descr=""/>
+            <wp:docPr id="3" name="Изображение1"/>
             <wp:cNvGraphicFramePr>
               <a:graphicFrameLocks xmlns:a="http://schemas.openxmlformats.org/drawingml/2006/main" noChangeAspect="1"/>
             </wp:cNvGraphicFramePr>
@@ -2258,7 +2427,7 @@
               <a:graphicData uri="http://schemas.openxmlformats.org/drawingml/2006/picture">
                 <pic:pic xmlns:pic="http://schemas.openxmlformats.org/drawingml/2006/picture">
                   <pic:nvPicPr>
-                    <pic:cNvPr id="3" name="Изображение1" descr=""/>
+                    <pic:cNvPr id="3" name="Изображение1"/>
                     <pic:cNvPicPr>
                       <a:picLocks noChangeAspect="1" noChangeArrowheads="1"/>
                     </pic:cNvPicPr>
@@ -2288,7 +2457,7 @@
     </w:p>
     <w:p>
       <w:pPr>
-        <w:pStyle w:val="user7"/>
+        <w:pStyle w:val="Style21"/>
         <w:widowControl/>
         <w:suppressAutoHyphens w:val="true"/>
         <w:bidi w:val="0"/>
@@ -2343,7 +2512,7 @@
       </w:pPr>
       <w:r>
         <w:rPr/>
-        <w:t>В результате выполнения данной практической работы была определена цель, способ и средства создания Подсистемы автоматического напоминания. На основе анализа технического задания была спроектирована контекстная диаграмма А-0 в нотации IDEF0, которая отображает главную функцию системы, а также все основные входные и выходные информационные потоки, потоки управления и механизмы. Это является первым шагом к построению полной функциональной модели информационной системы.</w:t>
+        <w:t>В результате выполнения данной практической работы была определена цель, способ и средства создания Подсистемы автоматического напоминания. На основе анализа технического задания была спроектирована контекстная диаграмма А-0 в нотации IDEF0, которая отображает главную функцию системы, а также все основные входные и выходные информационные потоки, потоки управления и механизмы.</w:t>
       </w:r>
     </w:p>
     <w:p>
@@ -2390,11 +2559,11 @@
 <w:ftr xmlns:o="urn:schemas-microsoft-com:office:office" xmlns:r="http://schemas.openxmlformats.org/officeDocument/2006/relationships" xmlns:v="urn:schemas-microsoft-com:vml" xmlns:w="http://schemas.openxmlformats.org/wordprocessingml/2006/main" xmlns:w10="urn:schemas-microsoft-com:office:word" xmlns:wp="http://schemas.openxmlformats.org/drawingml/2006/wordprocessingDrawing" xmlns:pic="http://schemas.openxmlformats.org/drawingml/2006/picture" xmlns:wps="http://schemas.microsoft.com/office/word/2010/wordprocessingShape" xmlns:wpg="http://schemas.microsoft.com/office/word/2010/wordprocessingGroup" xmlns:mc="http://schemas.openxmlformats.org/markup-compatibility/2006" xmlns:wp14="http://schemas.microsoft.com/office/word/2010/wordprocessingDrawing" xmlns:w14="http://schemas.microsoft.com/office/word/2010/wordml" xmlns:w15="http://schemas.microsoft.com/office/word/2012/wordml" mc:Ignorable="w14 wp14 w15">
   <w:sdt>
     <w:sdtPr>
+      <w:id w:val="1390310243"/>
       <w:docPartObj>
         <w:docPartGallery w:val="Page Numbers (Bottom of Page)"/>
         <w:docPartUnique w:val="true"/>
       </w:docPartObj>
-      <w:id w:val="1390310243"/>
     </w:sdtPr>
     <w:sdtContent>
       <w:p>
@@ -2468,8 +2637,8 @@
   <w:abstractNum w:abstractNumId="1">
     <w:lvl w:ilvl="0">
       <w:start w:val="1"/>
+      <w:numFmt w:val="decimal"/>
       <w:pStyle w:val="Heading1"/>
-      <w:numFmt w:val="decimal"/>
       <w:suff w:val="space"/>
       <w:lvlText w:val="%1."/>
       <w:lvlJc w:val="left"/>
@@ -2483,8 +2652,8 @@
     </w:lvl>
     <w:lvl w:ilvl="1">
       <w:start w:val="1"/>
+      <w:numFmt w:val="decimal"/>
       <w:pStyle w:val="Heading2"/>
-      <w:numFmt w:val="decimal"/>
       <w:suff w:val="space"/>
       <w:lvlText w:val="%1.%2."/>
       <w:lvlJc w:val="left"/>
@@ -2498,8 +2667,8 @@
     </w:lvl>
     <w:lvl w:ilvl="2">
       <w:start w:val="1"/>
+      <w:numFmt w:val="decimal"/>
       <w:pStyle w:val="Heading3"/>
-      <w:numFmt w:val="decimal"/>
       <w:suff w:val="space"/>
       <w:lvlText w:val="%1.%2.%3."/>
       <w:lvlJc w:val="left"/>
@@ -3259,29 +3428,29 @@
       <w:u w:val="single"/>
     </w:rPr>
   </w:style>
+  <w:style w:type="character" w:styleId="Style13" w:customStyle="1">
+    <w:name w:val="Ссылка указателя"/>
+    <w:qFormat/>
+    <w:rPr/>
+  </w:style>
   <w:style w:type="character" w:styleId="user" w:customStyle="1">
     <w:name w:val="Ссылка указателя (user)"/>
     <w:qFormat/>
     <w:rPr/>
   </w:style>
-  <w:style w:type="character" w:styleId="Style13" w:customStyle="1">
-    <w:name w:val="Ссылка указателя"/>
-    <w:qFormat/>
-    <w:rPr/>
-  </w:style>
-  <w:style w:type="character" w:styleId="Style14" w:customStyle="1">
-    <w:name w:val="Маркеры"/>
+  <w:style w:type="character" w:styleId="user1" w:customStyle="1">
+    <w:name w:val="Маркеры (user)"/>
     <w:qFormat/>
     <w:rPr>
       <w:rFonts w:ascii="OpenSymbol" w:hAnsi="OpenSymbol" w:eastAsia="OpenSymbol" w:cs="OpenSymbol"/>
     </w:rPr>
   </w:style>
-  <w:style w:type="character" w:styleId="Style15" w:customStyle="1">
-    <w:name w:val="Символ нумерации"/>
+  <w:style w:type="character" w:styleId="user2" w:customStyle="1">
+    <w:name w:val="Символ нумерации (user)"/>
     <w:qFormat/>
     <w:rPr/>
   </w:style>
-  <w:style w:type="character" w:styleId="Style16" w:customStyle="1">
+  <w:style w:type="character" w:styleId="Style14" w:customStyle="1">
     <w:name w:val="Основной текст Знак"/>
     <w:basedOn w:val="DefaultParagraphFont"/>
     <w:qFormat/>
@@ -3291,7 +3460,7 @@
       <w:sz w:val="28"/>
     </w:rPr>
   </w:style>
-  <w:style w:type="paragraph" w:styleId="Style17">
+  <w:style w:type="paragraph" w:styleId="Style15" w:customStyle="1">
     <w:name w:val="Заголовок"/>
     <w:basedOn w:val="Normal"/>
     <w:next w:val="BodyText"/>
@@ -3309,7 +3478,7 @@
   <w:style w:type="paragraph" w:styleId="BodyText">
     <w:name w:val="Body Text"/>
     <w:basedOn w:val="Normal"/>
-    <w:link w:val="Style16"/>
+    <w:link w:val="Style14"/>
     <w:pPr>
       <w:spacing w:lineRule="auto" w:line="360" w:before="0" w:after="0"/>
       <w:ind w:firstLine="709"/>
@@ -3341,7 +3510,7 @@
       <w:szCs w:val="24"/>
     </w:rPr>
   </w:style>
-  <w:style w:type="paragraph" w:styleId="Style18">
+  <w:style w:type="paragraph" w:styleId="Style16" w:customStyle="1">
     <w:name w:val="Указатель"/>
     <w:basedOn w:val="Normal"/>
     <w:qFormat/>
@@ -3367,7 +3536,7 @@
       <w:szCs w:val="28"/>
     </w:rPr>
   </w:style>
-  <w:style w:type="paragraph" w:styleId="user1" w:customStyle="1">
+  <w:style w:type="paragraph" w:styleId="user3">
     <w:name w:val="Заголовок (user)"/>
     <w:basedOn w:val="Normal"/>
     <w:next w:val="BodyText"/>
@@ -3382,7 +3551,7 @@
       <w:szCs w:val="28"/>
     </w:rPr>
   </w:style>
-  <w:style w:type="paragraph" w:styleId="user2" w:customStyle="1">
+  <w:style w:type="paragraph" w:styleId="user4">
     <w:name w:val="Указатель (user)"/>
     <w:basedOn w:val="Normal"/>
     <w:qFormat/>
@@ -3404,15 +3573,15 @@
       <w:rFonts w:cs="Lucida Sans"/>
     </w:rPr>
   </w:style>
-  <w:style w:type="paragraph" w:styleId="user3" w:customStyle="1">
-    <w:name w:val="Колонтитулы (user)"/>
+  <w:style w:type="paragraph" w:styleId="Style17" w:customStyle="1">
+    <w:name w:val="Колонтитулы"/>
     <w:basedOn w:val="Normal"/>
     <w:qFormat/>
     <w:pPr/>
     <w:rPr/>
   </w:style>
-  <w:style w:type="paragraph" w:styleId="Style19" w:customStyle="1">
-    <w:name w:val="Колонтитулы"/>
+  <w:style w:type="paragraph" w:styleId="user5" w:customStyle="1">
+    <w:name w:val="Колонтитулы (user)"/>
     <w:basedOn w:val="Normal"/>
     <w:qFormat/>
     <w:pPr/>
@@ -3470,7 +3639,7 @@
   </w:style>
   <w:style w:type="paragraph" w:styleId="TOC1">
     <w:name w:val="toc 1"/>
-    <w:basedOn w:val="user2"/>
+    <w:basedOn w:val="Style16"/>
     <w:pPr>
       <w:tabs>
         <w:tab w:val="clear" w:pos="643"/>
@@ -3485,7 +3654,7 @@
   </w:style>
   <w:style w:type="paragraph" w:styleId="TOC2">
     <w:name w:val="toc 2"/>
-    <w:basedOn w:val="user2"/>
+    <w:basedOn w:val="Style16"/>
     <w:pPr>
       <w:tabs>
         <w:tab w:val="clear" w:pos="643"/>
@@ -3499,7 +3668,7 @@
   </w:style>
   <w:style w:type="paragraph" w:styleId="TOC3">
     <w:name w:val="toc 3"/>
-    <w:basedOn w:val="user2"/>
+    <w:basedOn w:val="Style16"/>
     <w:pPr>
       <w:tabs>
         <w:tab w:val="clear" w:pos="643"/>
@@ -3511,8 +3680,8 @@
     </w:pPr>
     <w:rPr/>
   </w:style>
-  <w:style w:type="paragraph" w:styleId="user4" w:customStyle="1">
-    <w:name w:val="Содержимое таблицы (user)"/>
+  <w:style w:type="paragraph" w:styleId="Style18" w:customStyle="1">
+    <w:name w:val="Содержимое таблицы"/>
     <w:basedOn w:val="Normal"/>
     <w:qFormat/>
     <w:pPr>
@@ -3522,9 +3691,9 @@
     </w:pPr>
     <w:rPr/>
   </w:style>
-  <w:style w:type="paragraph" w:styleId="user5" w:customStyle="1">
-    <w:name w:val="Заголовок таблицы (user)"/>
-    <w:basedOn w:val="user4"/>
+  <w:style w:type="paragraph" w:styleId="Style19" w:customStyle="1">
+    <w:name w:val="Заголовок таблицы"/>
+    <w:basedOn w:val="Style18"/>
     <w:qFormat/>
     <w:pPr>
       <w:jc w:val="center"/>
@@ -3532,6 +3701,18 @@
     <w:rPr>
       <w:b/>
       <w:bCs/>
+    </w:rPr>
+  </w:style>
+  <w:style w:type="paragraph" w:styleId="Style20" w:customStyle="1">
+    <w:name w:val="Таблица"/>
+    <w:basedOn w:val="Caption"/>
+    <w:qFormat/>
+    <w:pPr>
+      <w:keepNext w:val="true"/>
+      <w:spacing w:lineRule="auto" w:line="360" w:before="0" w:after="0"/>
+    </w:pPr>
+    <w:rPr>
+      <w:sz w:val="28"/>
     </w:rPr>
   </w:style>
   <w:style w:type="paragraph" w:styleId="user6" w:customStyle="1">
@@ -3546,20 +3727,8 @@
       <w:sz w:val="28"/>
     </w:rPr>
   </w:style>
-  <w:style w:type="paragraph" w:styleId="Style20" w:customStyle="1">
-    <w:name w:val="Таблица"/>
-    <w:basedOn w:val="Caption"/>
-    <w:qFormat/>
-    <w:pPr>
-      <w:keepNext w:val="true"/>
-      <w:spacing w:lineRule="auto" w:line="360" w:before="0" w:after="0"/>
-    </w:pPr>
-    <w:rPr>
-      <w:sz w:val="28"/>
-    </w:rPr>
-  </w:style>
-  <w:style w:type="paragraph" w:styleId="Style21" w:customStyle="1">
-    <w:name w:val="Содержимое таблицы"/>
+  <w:style w:type="paragraph" w:styleId="user7" w:customStyle="1">
+    <w:name w:val="Содержимое таблицы (user)"/>
     <w:basedOn w:val="Normal"/>
     <w:qFormat/>
     <w:rsid w:val="00871d3e"/>
@@ -3572,42 +3741,42 @@
   </w:style>
   <w:style w:type="paragraph" w:styleId="TOC4">
     <w:name w:val="toc 4"/>
-    <w:basedOn w:val="user2"/>
+    <w:basedOn w:val="Style16"/>
     <w:pPr/>
     <w:rPr/>
   </w:style>
   <w:style w:type="paragraph" w:styleId="TOC5">
     <w:name w:val="toc 5"/>
-    <w:basedOn w:val="user2"/>
+    <w:basedOn w:val="Style16"/>
     <w:pPr/>
     <w:rPr/>
   </w:style>
   <w:style w:type="paragraph" w:styleId="TOC6">
     <w:name w:val="toc 6"/>
-    <w:basedOn w:val="user2"/>
+    <w:basedOn w:val="Style16"/>
     <w:pPr/>
     <w:rPr/>
   </w:style>
   <w:style w:type="paragraph" w:styleId="TOC7">
     <w:name w:val="toc 7"/>
-    <w:basedOn w:val="user2"/>
+    <w:basedOn w:val="Style16"/>
     <w:pPr/>
     <w:rPr/>
   </w:style>
   <w:style w:type="paragraph" w:styleId="TOC8">
     <w:name w:val="toc 8"/>
-    <w:basedOn w:val="user2"/>
+    <w:basedOn w:val="Style16"/>
     <w:pPr/>
     <w:rPr/>
   </w:style>
   <w:style w:type="paragraph" w:styleId="TOC9">
     <w:name w:val="toc 9"/>
-    <w:basedOn w:val="user2"/>
+    <w:basedOn w:val="Style16"/>
     <w:pPr/>
     <w:rPr/>
   </w:style>
-  <w:style w:type="paragraph" w:styleId="user7">
-    <w:name w:val="Рисунок (user)"/>
+  <w:style w:type="paragraph" w:styleId="Style21">
+    <w:name w:val="Рисунок"/>
     <w:basedOn w:val="Caption"/>
     <w:qFormat/>
     <w:pPr>
@@ -3619,15 +3788,15 @@
       <w:sz w:val="28"/>
     </w:rPr>
   </w:style>
-  <w:style w:type="numbering" w:styleId="user8" w:customStyle="1">
-    <w:name w:val="Без списка (user)"/>
+  <w:style w:type="numbering" w:styleId="Style22" w:customStyle="1">
+    <w:name w:val="Без списка"/>
     <w:uiPriority w:val="99"/>
     <w:semiHidden/>
     <w:unhideWhenUsed/>
     <w:qFormat/>
   </w:style>
-  <w:style w:type="numbering" w:styleId="Style22" w:customStyle="1">
-    <w:name w:val="Без списка"/>
+  <w:style w:type="numbering" w:styleId="user8" w:customStyle="1">
+    <w:name w:val="Без списка (user)"/>
     <w:uiPriority w:val="99"/>
     <w:semiHidden/>
     <w:unhideWhenUsed/>
